--- a/Fase 1/Evidencias Invididuales/Cartes_Carlos_1.1_APT122_AutoevaluacionCompetenciasFase1.docx
+++ b/Fase 1/Evidencias Invididuales/Cartes_Carlos_1.1_APT122_AutoevaluacionCompetenciasFase1.docx
@@ -1803,6 +1803,15 @@
                 <w:vertAlign w:val="baseline"/>
               </w:rPr>
             </w:pPr>
+            <w:r>
+              <w:rPr>
+                <w:color w:val="767171"/>
+                <w:sz w:val="24"/>
+                <w:szCs w:val="24"/>
+                <w:rtl w:val="0"/>
+              </w:rPr>
+              <w:t xml:space="preserve">Ingeniería en informática </w:t>
+            </w:r>
             <w:r>
               <w:rPr>
                 <w:rtl w:val="0"/>
@@ -2921,8 +2930,13 @@
             </w:pPr>
             <w:r>
               <w:rPr>
-                <w:rtl w:val="0"/>
-              </w:rPr>
+                <w:b w:val="1"/>
+                <w:bCs w:val="1"/>
+                <w:sz w:val="18"/>
+                <w:szCs w:val="18"/>
+                <w:rtl w:val="0"/>
+              </w:rPr>
+              <w:t xml:space="preserve">X </w:t>
             </w:r>
           </w:p>
         </w:tc>
@@ -4263,12 +4277,12 @@
               <wp:inline distB="0" distT="0" distL="0" distR="0">
                 <wp:extent cx="1996440" cy="428625"/>
                 <wp:effectExtent b="0" l="0" r="0" t="0"/>
-                <wp:docPr descr="http://www.duoc.cl/normasgraficas/normasgraficas/marca-duoc/6logo-fondo-transparente/fondo-transparente.png" id="38" name="image2.png"/>
+                <wp:docPr descr="http://www.duoc.cl/normasgraficas/normasgraficas/marca-duoc/6logo-fondo-transparente/fondo-transparente.png" id="38" name="image3.png"/>
                 <a:graphic>
                   <a:graphicData uri="http://schemas.openxmlformats.org/drawingml/2006/picture">
                     <pic:pic>
                       <pic:nvPicPr>
-                        <pic:cNvPr descr="http://www.duoc.cl/normasgraficas/normasgraficas/marca-duoc/6logo-fondo-transparente/fondo-transparente.png" id="0" name="image2.png"/>
+                        <pic:cNvPr descr="http://www.duoc.cl/normasgraficas/normasgraficas/marca-duoc/6logo-fondo-transparente/fondo-transparente.png" id="0" name="image3.png"/>
                         <pic:cNvPicPr preferRelativeResize="0"/>
                       </pic:nvPicPr>
                       <pic:blipFill>
@@ -4451,12 +4465,12 @@
               <wp:inline distB="0" distT="0" distL="0" distR="0">
                 <wp:extent cx="363448" cy="578253"/>
                 <wp:effectExtent b="0" l="0" r="0" t="0"/>
-                <wp:docPr id="40" name="image1.png"/>
+                <wp:docPr id="40" name="image2.png"/>
                 <a:graphic>
                   <a:graphicData uri="http://schemas.openxmlformats.org/drawingml/2006/picture">
                     <pic:pic>
                       <pic:nvPicPr>
-                        <pic:cNvPr id="0" name="image1.png"/>
+                        <pic:cNvPr id="0" name="image2.png"/>
                         <pic:cNvPicPr preferRelativeResize="0"/>
                       </pic:nvPicPr>
                       <pic:blipFill>
@@ -4607,12 +4621,12 @@
               <wp:inline distB="0" distT="0" distL="0" distR="0">
                 <wp:extent cx="1908834" cy="470407"/>
                 <wp:effectExtent b="0" l="0" r="0" t="0"/>
-                <wp:docPr id="39" name="image3.png"/>
+                <wp:docPr id="39" name="image1.png"/>
                 <a:graphic>
                   <a:graphicData uri="http://schemas.openxmlformats.org/drawingml/2006/picture">
                     <pic:pic>
                       <pic:nvPicPr>
-                        <pic:cNvPr id="0" name="image3.png"/>
+                        <pic:cNvPr id="0" name="image1.png"/>
                         <pic:cNvPicPr preferRelativeResize="0"/>
                       </pic:nvPicPr>
                       <pic:blipFill>
